--- a/Reference-Material/reference/ps_prod_nonprod_headroom_design_rationale.docx
+++ b/Reference-Material/reference/ps_prod_nonprod_headroom_design_rationale.docx
@@ -266,11 +266,16 @@
         </w:rPr>
         <w:t xml:space="preserve">If α used Prod headroom:</w:t>
       </w:r>
-      <w:r>
-        <w:t xml:space="preserve"> </w:t>
-      </w:r>
-      <w:r>
-        <w:t xml:space="preserve">- You’d be evaluating</w:t>
+    </w:p>
+    <w:p>
+      <w:pPr>
+        <w:numPr>
+          <w:ilvl w:val="0"/>
+          <w:numId w:val="1001"/>
+        </w:numPr>
+      </w:pPr>
+      <w:r>
+        <w:t xml:space="preserve">You’d be evaluating</w:t>
       </w:r>
       <w:r>
         <w:t xml:space="preserve"> </w:t>
@@ -284,11 +289,16 @@
       <w:r>
         <w:t xml:space="preserve">”</w:t>
       </w:r>
-      <w:r>
-        <w:t xml:space="preserve"> </w:t>
-      </w:r>
-      <w:r>
-        <w:t xml:space="preserve">- This is</w:t>
+    </w:p>
+    <w:p>
+      <w:pPr>
+        <w:numPr>
+          <w:ilvl w:val="0"/>
+          <w:numId w:val="1001"/>
+        </w:numPr>
+      </w:pPr>
+      <w:r>
+        <w:t xml:space="preserve">This is</w:t>
       </w:r>
       <w:r>
         <w:t xml:space="preserve"> </w:t>
@@ -306,16 +316,21 @@
       <w:r>
         <w:t xml:space="preserve">— you’re measuring the thing you’re about to allocate against itself</w:t>
       </w:r>
-      <w:r>
-        <w:t xml:space="preserve"> </w:t>
-      </w:r>
-      <w:r>
-        <w:t xml:space="preserve">- Creates a feedback loop where Prod placement depends on Prod capacity, which changes after Prod placement</w:t>
-      </w:r>
-    </w:p>
-    <w:p>
-      <w:pPr>
-        <w:pStyle w:val="BodyText"/>
+    </w:p>
+    <w:p>
+      <w:pPr>
+        <w:numPr>
+          <w:ilvl w:val="0"/>
+          <w:numId w:val="1001"/>
+        </w:numPr>
+      </w:pPr>
+      <w:r>
+        <w:t xml:space="preserve">Creates a feedback loop where Prod placement depends on Prod capacity, which changes after Prod placement</w:t>
+      </w:r>
+    </w:p>
+    <w:p>
+      <w:pPr>
+        <w:pStyle w:val="FirstParagraph"/>
       </w:pPr>
       <w:r>
         <w:rPr>
@@ -324,11 +339,16 @@
         </w:rPr>
         <w:t xml:space="preserve">With NonProd headroom:</w:t>
       </w:r>
-      <w:r>
-        <w:t xml:space="preserve"> </w:t>
-      </w:r>
-      <w:r>
-        <w:t xml:space="preserve">- You’re measuring an</w:t>
+    </w:p>
+    <w:p>
+      <w:pPr>
+        <w:numPr>
+          <w:ilvl w:val="0"/>
+          <w:numId w:val="1002"/>
+        </w:numPr>
+      </w:pPr>
+      <w:r>
+        <w:t xml:space="preserve">You’re measuring an</w:t>
       </w:r>
       <w:r>
         <w:t xml:space="preserve"> </w:t>
@@ -346,11 +366,16 @@
       <w:r>
         <w:t xml:space="preserve">— NonProd capacity health is not directly affected by this Prod allocation</w:t>
       </w:r>
-      <w:r>
-        <w:t xml:space="preserve"> </w:t>
-      </w:r>
-      <w:r>
-        <w:t xml:space="preserve">- Provides a forward-looking indicator of the region’s overall capacity health</w:t>
+    </w:p>
+    <w:p>
+      <w:pPr>
+        <w:numPr>
+          <w:ilvl w:val="0"/>
+          <w:numId w:val="1002"/>
+        </w:numPr>
+      </w:pPr>
+      <w:r>
+        <w:t xml:space="preserve">Provides a forward-looking indicator of the region’s overall capacity health</w:t>
       </w:r>
     </w:p>
     <w:p>
@@ -377,15 +402,14 @@
       <w:r>
         <w:t xml:space="preserve">In a 2-region model (e.g., EU: West Europe + North Europe):</w:t>
       </w:r>
-      <w:r>
-        <w:t xml:space="preserve"> </w:t>
-      </w:r>
-      <w:r>
-        <w:t xml:space="preserve">-</w:t>
-      </w:r>
-      <w:r>
-        <w:t xml:space="preserve"> </w:t>
-      </w:r>
+    </w:p>
+    <w:p>
+      <w:pPr>
+        <w:numPr>
+          <w:ilvl w:val="0"/>
+          <w:numId w:val="1003"/>
+        </w:numPr>
+      </w:pPr>
       <w:r>
         <w:rPr>
           <w:bCs/>
@@ -399,15 +423,14 @@
       <w:r>
         <w:t xml:space="preserve">goes to Region A</w:t>
       </w:r>
-      <w:r>
-        <w:t xml:space="preserve"> </w:t>
-      </w:r>
-      <w:r>
-        <w:t xml:space="preserve">-</w:t>
-      </w:r>
-      <w:r>
-        <w:t xml:space="preserve"> </w:t>
-      </w:r>
+    </w:p>
+    <w:p>
+      <w:pPr>
+        <w:numPr>
+          <w:ilvl w:val="0"/>
+          <w:numId w:val="1003"/>
+        </w:numPr>
+      </w:pPr>
       <w:r>
         <w:rPr>
           <w:bCs/>
@@ -424,7 +447,7 @@
     </w:p>
     <w:p>
       <w:pPr>
-        <w:pStyle w:val="BodyText"/>
+        <w:pStyle w:val="FirstParagraph"/>
       </w:pPr>
       <w:r>
         <w:rPr>
@@ -433,17 +456,27 @@
         </w:rPr>
         <w:t xml:space="preserve">The scoring logic anticipates this:</w:t>
       </w:r>
-      <w:r>
-        <w:t xml:space="preserve"> </w:t>
-      </w:r>
-      <w:r>
-        <w:t xml:space="preserve">- If Prod goes to a region with good NonProd headroom, it signals that region can also support future NonProd (CVAL) growth in the same region if needed</w:t>
-      </w:r>
-      <w:r>
-        <w:t xml:space="preserve"> </w:t>
-      </w:r>
-      <w:r>
-        <w:t xml:space="preserve">- Even though CVAL typically goes to the OTHER region, having NonProd headroom where Prod lives provides overflow capacity and regional balance</w:t>
+    </w:p>
+    <w:p>
+      <w:pPr>
+        <w:numPr>
+          <w:ilvl w:val="0"/>
+          <w:numId w:val="1004"/>
+        </w:numPr>
+      </w:pPr>
+      <w:r>
+        <w:t xml:space="preserve">If Prod goes to a region with good NonProd headroom, it signals that region can also support future NonProd (CVAL) growth in the same region if needed</w:t>
+      </w:r>
+    </w:p>
+    <w:p>
+      <w:pPr>
+        <w:numPr>
+          <w:ilvl w:val="0"/>
+          <w:numId w:val="1004"/>
+        </w:numPr>
+      </w:pPr>
+      <w:r>
+        <w:t xml:space="preserve">Even though CVAL typically goes to the OTHER region, having NonProd headroom where Prod lives provides overflow capacity and regional balance</w:t>
       </w:r>
     </w:p>
     <w:bookmarkStart w:id="22" w:name="example-eu-2-region-model"/>
@@ -462,9 +495,9 @@
         <w:tblLook w:firstRow="1" w:lastRow="0" w:firstColumn="0" w:lastColumn="0" w:noHBand="0" w:noVBand="0" w:val="0020"/>
       </w:tblPr>
       <w:tblGrid>
-        <w:gridCol w:w="1182"/>
-        <w:gridCol w:w="3191"/>
-        <w:gridCol w:w="3546"/>
+        <w:gridCol w:w="2640"/>
+        <w:gridCol w:w="2640"/>
+        <w:gridCol w:w="2640"/>
       </w:tblGrid>
       <w:tr>
         <w:trPr>
@@ -615,17 +648,27 @@
         </w:rPr>
         <w:t xml:space="preserve">If α used Prod Free:</w:t>
       </w:r>
-      <w:r>
-        <w:t xml:space="preserve"> </w:t>
-      </w:r>
-      <w:r>
-        <w:t xml:space="preserve">- Region A would score higher (8000 &gt; 5000)</w:t>
-      </w:r>
-      <w:r>
-        <w:t xml:space="preserve"> </w:t>
-      </w:r>
-      <w:r>
-        <w:t xml:space="preserve">- But it’s a</w:t>
+    </w:p>
+    <w:p>
+      <w:pPr>
+        <w:numPr>
+          <w:ilvl w:val="0"/>
+          <w:numId w:val="1005"/>
+        </w:numPr>
+      </w:pPr>
+      <w:r>
+        <w:t xml:space="preserve">Region A would score higher (8000 &gt; 5000)</w:t>
+      </w:r>
+    </w:p>
+    <w:p>
+      <w:pPr>
+        <w:numPr>
+          <w:ilvl w:val="0"/>
+          <w:numId w:val="1005"/>
+        </w:numPr>
+      </w:pPr>
+      <w:r>
+        <w:t xml:space="preserve">But it’s a</w:t>
       </w:r>
       <w:r>
         <w:t xml:space="preserve"> </w:t>
@@ -646,7 +689,7 @@
     </w:p>
     <w:p>
       <w:pPr>
-        <w:pStyle w:val="BodyText"/>
+        <w:pStyle w:val="FirstParagraph"/>
       </w:pPr>
       <w:r>
         <w:rPr>
@@ -655,17 +698,27 @@
         </w:rPr>
         <w:t xml:space="preserve">With NonProd Free:</w:t>
       </w:r>
-      <w:r>
-        <w:t xml:space="preserve"> </w:t>
-      </w:r>
-      <w:r>
-        <w:t xml:space="preserve">- Balanced region scores higher (6000 vs 500)</w:t>
-      </w:r>
-      <w:r>
-        <w:t xml:space="preserve"> </w:t>
-      </w:r>
-      <w:r>
-        <w:t xml:space="preserve">- Prod placement favors regions with</w:t>
+    </w:p>
+    <w:p>
+      <w:pPr>
+        <w:numPr>
+          <w:ilvl w:val="0"/>
+          <w:numId w:val="1006"/>
+        </w:numPr>
+      </w:pPr>
+      <w:r>
+        <w:t xml:space="preserve">Balanced region scores higher (6000 vs 500)</w:t>
+      </w:r>
+    </w:p>
+    <w:p>
+      <w:pPr>
+        <w:numPr>
+          <w:ilvl w:val="0"/>
+          <w:numId w:val="1006"/>
+        </w:numPr>
+      </w:pPr>
+      <w:r>
+        <w:t xml:space="preserve">Prod placement favors regions with</w:t>
       </w:r>
       <w:r>
         <w:t xml:space="preserve"> </w:t>
@@ -731,28 +784,43 @@
         </w:rPr>
         <w:t xml:space="preserve">A region with ample NonProd headroom likely has:</w:t>
       </w:r>
-      <w:r>
-        <w:t xml:space="preserve"> </w:t>
-      </w:r>
-      <w:r>
-        <w:t xml:space="preserve">- Good overall capacity management</w:t>
-      </w:r>
-      <w:r>
-        <w:t xml:space="preserve"> </w:t>
-      </w:r>
-      <w:r>
-        <w:t xml:space="preserve">- Room for future growth across all environments</w:t>
-      </w:r>
-      <w:r>
-        <w:t xml:space="preserve"> </w:t>
-      </w:r>
-      <w:r>
-        <w:t xml:space="preserve">- Lower contention for resources</w:t>
-      </w:r>
-    </w:p>
-    <w:p>
-      <w:pPr>
-        <w:pStyle w:val="BodyText"/>
+    </w:p>
+    <w:p>
+      <w:pPr>
+        <w:numPr>
+          <w:ilvl w:val="0"/>
+          <w:numId w:val="1007"/>
+        </w:numPr>
+      </w:pPr>
+      <w:r>
+        <w:t xml:space="preserve">Good overall capacity management</w:t>
+      </w:r>
+    </w:p>
+    <w:p>
+      <w:pPr>
+        <w:numPr>
+          <w:ilvl w:val="0"/>
+          <w:numId w:val="1007"/>
+        </w:numPr>
+      </w:pPr>
+      <w:r>
+        <w:t xml:space="preserve">Room for future growth across all environments</w:t>
+      </w:r>
+    </w:p>
+    <w:p>
+      <w:pPr>
+        <w:numPr>
+          <w:ilvl w:val="0"/>
+          <w:numId w:val="1007"/>
+        </w:numPr>
+      </w:pPr>
+      <w:r>
+        <w:t xml:space="preserve">Lower contention for resources</w:t>
+      </w:r>
+    </w:p>
+    <w:p>
+      <w:pPr>
+        <w:pStyle w:val="FirstParagraph"/>
       </w:pPr>
       <w:r>
         <w:rPr>
@@ -761,28 +829,43 @@
         </w:rPr>
         <w:t xml:space="preserve">A region with depleted NonProd headroom signals:</w:t>
       </w:r>
-      <w:r>
-        <w:t xml:space="preserve"> </w:t>
-      </w:r>
-      <w:r>
-        <w:t xml:space="preserve">- Capacity strain</w:t>
-      </w:r>
-      <w:r>
-        <w:t xml:space="preserve"> </w:t>
-      </w:r>
-      <w:r>
-        <w:t xml:space="preserve">- Higher risk of quota exhaustion</w:t>
-      </w:r>
-      <w:r>
-        <w:t xml:space="preserve"> </w:t>
-      </w:r>
-      <w:r>
-        <w:t xml:space="preserve">- Less flexibility for future deployments</w:t>
-      </w:r>
-    </w:p>
-    <w:p>
-      <w:pPr>
-        <w:pStyle w:val="BodyText"/>
+    </w:p>
+    <w:p>
+      <w:pPr>
+        <w:numPr>
+          <w:ilvl w:val="0"/>
+          <w:numId w:val="1008"/>
+        </w:numPr>
+      </w:pPr>
+      <w:r>
+        <w:t xml:space="preserve">Capacity strain</w:t>
+      </w:r>
+    </w:p>
+    <w:p>
+      <w:pPr>
+        <w:numPr>
+          <w:ilvl w:val="0"/>
+          <w:numId w:val="1008"/>
+        </w:numPr>
+      </w:pPr>
+      <w:r>
+        <w:t xml:space="preserve">Higher risk of quota exhaustion</w:t>
+      </w:r>
+    </w:p>
+    <w:p>
+      <w:pPr>
+        <w:numPr>
+          <w:ilvl w:val="0"/>
+          <w:numId w:val="1008"/>
+        </w:numPr>
+      </w:pPr>
+      <w:r>
+        <w:t xml:space="preserve">Less flexibility for future deployments</w:t>
+      </w:r>
+    </w:p>
+    <w:p>
+      <w:pPr>
+        <w:pStyle w:val="FirstParagraph"/>
       </w:pPr>
       <w:r>
         <w:t xml:space="preserve">Placing Prod in a region with good NonProd headroom ensures the Prod workload lands in a</w:t>
@@ -830,9 +913,8 @@
       <w:pPr>
         <w:numPr>
           <w:ilvl w:val="0"/>
-          <w:numId w:val="1001"/>
+          <w:numId w:val="1009"/>
         </w:numPr>
-        <w:pStyle w:val="Compact"/>
       </w:pPr>
       <w:r>
         <w:rPr>
@@ -852,9 +934,8 @@
       <w:pPr>
         <w:numPr>
           <w:ilvl w:val="0"/>
-          <w:numId w:val="1001"/>
+          <w:numId w:val="1009"/>
         </w:numPr>
-        <w:pStyle w:val="Compact"/>
       </w:pPr>
       <w:r>
         <w:rPr>
@@ -874,9 +955,8 @@
       <w:pPr>
         <w:numPr>
           <w:ilvl w:val="0"/>
-          <w:numId w:val="1001"/>
+          <w:numId w:val="1009"/>
         </w:numPr>
-        <w:pStyle w:val="Compact"/>
       </w:pPr>
       <w:r>
         <w:rPr>
@@ -1006,15 +1086,14 @@
         </w:rPr>
         <w:t xml:space="preserve">Division of labor:</w:t>
       </w:r>
-      <w:r>
-        <w:t xml:space="preserve"> </w:t>
-      </w:r>
-      <w:r>
-        <w:t xml:space="preserve">-</w:t>
-      </w:r>
-      <w:r>
-        <w:t xml:space="preserve"> </w:t>
-      </w:r>
+    </w:p>
+    <w:p>
+      <w:pPr>
+        <w:numPr>
+          <w:ilvl w:val="0"/>
+          <w:numId w:val="1010"/>
+        </w:numPr>
+      </w:pPr>
       <w:r>
         <w:rPr>
           <w:bCs/>
@@ -1028,15 +1107,14 @@
       <w:r>
         <w:t xml:space="preserve">Forward-looking regional health + overflow capacity</w:t>
       </w:r>
-      <w:r>
-        <w:t xml:space="preserve"> </w:t>
-      </w:r>
-      <w:r>
-        <w:t xml:space="preserve">-</w:t>
-      </w:r>
-      <w:r>
-        <w:t xml:space="preserve"> </w:t>
-      </w:r>
+    </w:p>
+    <w:p>
+      <w:pPr>
+        <w:numPr>
+          <w:ilvl w:val="0"/>
+          <w:numId w:val="1010"/>
+        </w:numPr>
+      </w:pPr>
       <w:r>
         <w:rPr>
           <w:bCs/>
@@ -1053,7 +1131,7 @@
     </w:p>
     <w:p>
       <w:pPr>
-        <w:pStyle w:val="BodyText"/>
+        <w:pStyle w:val="FirstParagraph"/>
       </w:pPr>
       <w:r>
         <w:rPr>
@@ -1062,28 +1140,43 @@
         </w:rPr>
         <w:t xml:space="preserve">If α also used Prod headroom:</w:t>
       </w:r>
-      <w:r>
-        <w:t xml:space="preserve"> </w:t>
-      </w:r>
-      <w:r>
-        <w:t xml:space="preserve">- α and β would be highly correlated (both measuring Prod capacity)</w:t>
-      </w:r>
-      <w:r>
-        <w:t xml:space="preserve"> </w:t>
-      </w:r>
-      <w:r>
-        <w:t xml:space="preserve">- Combined weight = 0.30 + 0.20 = 0.50 (half the total score) dominated by Prod-only signals</w:t>
-      </w:r>
-      <w:r>
-        <w:t xml:space="preserve"> </w:t>
-      </w:r>
-      <w:r>
-        <w:t xml:space="preserve">- Other dimensions (distribution fairness, DR coverage, zone diversity) would be under-weighted</w:t>
-      </w:r>
-    </w:p>
-    <w:p>
-      <w:pPr>
-        <w:pStyle w:val="BodyText"/>
+    </w:p>
+    <w:p>
+      <w:pPr>
+        <w:numPr>
+          <w:ilvl w:val="0"/>
+          <w:numId w:val="1011"/>
+        </w:numPr>
+      </w:pPr>
+      <w:r>
+        <w:t xml:space="preserve">α and β would be highly correlated (both measuring Prod capacity)</w:t>
+      </w:r>
+    </w:p>
+    <w:p>
+      <w:pPr>
+        <w:numPr>
+          <w:ilvl w:val="0"/>
+          <w:numId w:val="1011"/>
+        </w:numPr>
+      </w:pPr>
+      <w:r>
+        <w:t xml:space="preserve">Combined weight = 0.30 + 0.20 = 0.50 (half the total score) dominated by Prod-only signals</w:t>
+      </w:r>
+    </w:p>
+    <w:p>
+      <w:pPr>
+        <w:numPr>
+          <w:ilvl w:val="0"/>
+          <w:numId w:val="1011"/>
+        </w:numPr>
+      </w:pPr>
+      <w:r>
+        <w:t xml:space="preserve">Other dimensions (distribution fairness, DR coverage, zone diversity) would be under-weighted</w:t>
+      </w:r>
+    </w:p>
+    <w:p>
+      <w:pPr>
+        <w:pStyle w:val="FirstParagraph"/>
       </w:pPr>
       <w:r>
         <w:rPr>
@@ -1092,11 +1185,16 @@
         </w:rPr>
         <w:t xml:space="preserve">With α on NonProd headroom:</w:t>
       </w:r>
-      <w:r>
-        <w:t xml:space="preserve"> </w:t>
-      </w:r>
-      <w:r>
-        <w:t xml:space="preserve">- α and β measure</w:t>
+    </w:p>
+    <w:p>
+      <w:pPr>
+        <w:numPr>
+          <w:ilvl w:val="0"/>
+          <w:numId w:val="1012"/>
+        </w:numPr>
+      </w:pPr>
+      <w:r>
+        <w:t xml:space="preserve">α and β measure</w:t>
       </w:r>
       <w:r>
         <w:t xml:space="preserve"> </w:t>
@@ -1114,11 +1212,16 @@
       <w:r>
         <w:t xml:space="preserve">of capacity health</w:t>
       </w:r>
-      <w:r>
-        <w:t xml:space="preserve"> </w:t>
-      </w:r>
-      <w:r>
-        <w:t xml:space="preserve">- The formula is balanced across multiple signals, not dominated by a single capacity type</w:t>
+    </w:p>
+    <w:p>
+      <w:pPr>
+        <w:numPr>
+          <w:ilvl w:val="0"/>
+          <w:numId w:val="1012"/>
+        </w:numPr>
+      </w:pPr>
+      <w:r>
+        <w:t xml:space="preserve">The formula is balanced across multiple signals, not dominated by a single capacity type</w:t>
       </w:r>
     </w:p>
     <w:p>
@@ -1155,10 +1258,10 @@
         <w:tblLook w:firstRow="1" w:lastRow="0" w:firstColumn="0" w:lastColumn="0" w:noHBand="0" w:noVBand="0" w:val="0020"/>
       </w:tblPr>
       <w:tblGrid>
-        <w:gridCol w:w="1936"/>
-        <w:gridCol w:w="1408"/>
-        <w:gridCol w:w="1408"/>
-        <w:gridCol w:w="3168"/>
+        <w:gridCol w:w="1980"/>
+        <w:gridCol w:w="1980"/>
+        <w:gridCol w:w="1980"/>
+        <w:gridCol w:w="1980"/>
       </w:tblGrid>
       <w:tr>
         <w:trPr>
@@ -1379,7 +1482,7 @@
               <w:jc w:val="left"/>
             </w:pPr>
             <w:r>
-              <w:t xml:space="preserve">Distribution fairness</w:t>
+              <w:t xml:space="preserve">Distribution fairness ⚠️</w:t>
             </w:r>
           </w:p>
         </w:tc>
@@ -1501,7 +1604,61 @@
     </w:tbl>
     <w:p>
       <w:pPr>
-        <w:pStyle w:val="BodyText"/>
+        <w:pStyle w:val="BlockText"/>
+      </w:pPr>
+      <w:r>
+        <w:t xml:space="preserve">⚠️</w:t>
+      </w:r>
+      <w:r>
+        <w:t xml:space="preserve"> </w:t>
+      </w:r>
+      <w:r>
+        <w:rPr>
+          <w:bCs/>
+          <w:b/>
+        </w:rPr>
+        <w:t xml:space="preserve">SPEC GAP (GAP-γ):</w:t>
+      </w:r>
+      <w:r>
+        <w:t xml:space="preserve"> </w:t>
+      </w:r>
+      <w:r>
+        <w:t xml:space="preserve">The</w:t>
+      </w:r>
+      <w:r>
+        <w:t xml:space="preserve"> </w:t>
+      </w:r>
+      <w:r>
+        <w:rPr>
+          <w:rStyle w:val="VerbatimChar"/>
+        </w:rPr>
+        <w:t xml:space="preserve">total_customers</w:t>
+      </w:r>
+      <w:r>
+        <w:t xml:space="preserve"> </w:t>
+      </w:r>
+      <w:r>
+        <w:t xml:space="preserve">term in the γ component is undefined in Requirements Baseline v2.5. Its source, scope, and data type are not specified. See</w:t>
+      </w:r>
+      <w:r>
+        <w:t xml:space="preserve"> </w:t>
+      </w:r>
+      <w:r>
+        <w:rPr>
+          <w:rStyle w:val="VerbatimChar"/>
+        </w:rPr>
+        <w:t xml:space="preserve">acrme_calculation_logic_comprehensive_walkthrough.md</w:t>
+      </w:r>
+      <w:r>
+        <w:t xml:space="preserve"> </w:t>
+      </w:r>
+      <w:r>
+        <w:t xml:space="preserve">OPEN ISSUE section for details and proposed resolution options.</w:t>
+      </w:r>
+    </w:p>
+    <w:p>
+      <w:pPr>
+        <w:pStyle w:val="FirstParagraph"/>
       </w:pPr>
       <w:r>
         <w:rPr>
@@ -1541,10 +1698,10 @@
         <w:tblLook w:firstRow="1" w:lastRow="0" w:firstColumn="0" w:lastColumn="0" w:noHBand="0" w:noVBand="0" w:val="0020"/>
       </w:tblPr>
       <w:tblGrid>
-        <w:gridCol w:w="1936"/>
-        <w:gridCol w:w="1408"/>
-        <w:gridCol w:w="1408"/>
-        <w:gridCol w:w="3168"/>
+        <w:gridCol w:w="1980"/>
+        <w:gridCol w:w="1980"/>
+        <w:gridCol w:w="1980"/>
+        <w:gridCol w:w="1980"/>
       </w:tblGrid>
       <w:tr>
         <w:trPr>
@@ -1765,7 +1922,7 @@
               <w:jc w:val="left"/>
             </w:pPr>
             <w:r>
-              <w:t xml:space="preserve">Distribution fairness</w:t>
+              <w:t xml:space="preserve">Distribution fairness ⚠️</w:t>
             </w:r>
           </w:p>
         </w:tc>
@@ -1887,7 +2044,46 @@
     </w:tbl>
     <w:p>
       <w:pPr>
-        <w:pStyle w:val="BodyText"/>
+        <w:pStyle w:val="BlockText"/>
+      </w:pPr>
+      <w:r>
+        <w:t xml:space="preserve">⚠️</w:t>
+      </w:r>
+      <w:r>
+        <w:t xml:space="preserve"> </w:t>
+      </w:r>
+      <w:r>
+        <w:rPr>
+          <w:bCs/>
+          <w:b/>
+        </w:rPr>
+        <w:t xml:space="preserve">SPEC GAP (GAP-γ):</w:t>
+      </w:r>
+      <w:r>
+        <w:t xml:space="preserve"> </w:t>
+      </w:r>
+      <w:r>
+        <w:t xml:space="preserve">The</w:t>
+      </w:r>
+      <w:r>
+        <w:t xml:space="preserve"> </w:t>
+      </w:r>
+      <w:r>
+        <w:rPr>
+          <w:rStyle w:val="VerbatimChar"/>
+        </w:rPr>
+        <w:t xml:space="preserve">total_customers</w:t>
+      </w:r>
+      <w:r>
+        <w:t xml:space="preserve"> </w:t>
+      </w:r>
+      <w:r>
+        <w:t xml:space="preserve">term is undefined (see note above).</w:t>
+      </w:r>
+    </w:p>
+    <w:p>
+      <w:pPr>
+        <w:pStyle w:val="FirstParagraph"/>
       </w:pPr>
       <w:r>
         <w:rPr>
@@ -1896,11 +2092,16 @@
         </w:rPr>
         <w:t xml:space="preserve">Problems:</w:t>
       </w:r>
-      <w:r>
-        <w:t xml:space="preserve"> </w:t>
-      </w:r>
-      <w:r>
-        <w:t xml:space="preserve">- α and β are</w:t>
+    </w:p>
+    <w:p>
+      <w:pPr>
+        <w:numPr>
+          <w:ilvl w:val="0"/>
+          <w:numId w:val="1013"/>
+        </w:numPr>
+      </w:pPr>
+      <w:r>
+        <w:t xml:space="preserve">α and β are</w:t>
       </w:r>
       <w:r>
         <w:t xml:space="preserve"> </w:t>
@@ -1918,15 +2119,14 @@
       <w:r>
         <w:t xml:space="preserve">— both measure Prod capacity (combined 0.50 weight)</w:t>
       </w:r>
-      <w:r>
-        <w:t xml:space="preserve"> </w:t>
-      </w:r>
-      <w:r>
-        <w:t xml:space="preserve">-</w:t>
-      </w:r>
-      <w:r>
-        <w:t xml:space="preserve"> </w:t>
-      </w:r>
+    </w:p>
+    <w:p>
+      <w:pPr>
+        <w:numPr>
+          <w:ilvl w:val="0"/>
+          <w:numId w:val="1013"/>
+        </w:numPr>
+      </w:pPr>
       <w:r>
         <w:rPr>
           <w:bCs/>
@@ -1940,15 +2140,14 @@
       <w:r>
         <w:t xml:space="preserve">— regional capacity health is one-dimensional</w:t>
       </w:r>
-      <w:r>
-        <w:t xml:space="preserve"> </w:t>
-      </w:r>
-      <w:r>
-        <w:t xml:space="preserve">-</w:t>
-      </w:r>
-      <w:r>
-        <w:t xml:space="preserve"> </w:t>
-      </w:r>
+    </w:p>
+    <w:p>
+      <w:pPr>
+        <w:numPr>
+          <w:ilvl w:val="0"/>
+          <w:numId w:val="1013"/>
+        </w:numPr>
+      </w:pPr>
       <w:r>
         <w:rPr>
           <w:bCs/>
@@ -2015,14 +2214,14 @@
         <w:tblLook w:firstRow="1" w:lastRow="0" w:firstColumn="0" w:lastColumn="0" w:noHBand="0" w:noVBand="0" w:val="0020"/>
       </w:tblPr>
       <w:tblGrid>
-        <w:gridCol w:w="640"/>
-        <w:gridCol w:w="880"/>
-        <w:gridCol w:w="1120"/>
-        <w:gridCol w:w="1680"/>
-        <w:gridCol w:w="1040"/>
-        <w:gridCol w:w="1040"/>
-        <w:gridCol w:w="240"/>
-        <w:gridCol w:w="1280"/>
+        <w:gridCol w:w="990"/>
+        <w:gridCol w:w="990"/>
+        <w:gridCol w:w="990"/>
+        <w:gridCol w:w="990"/>
+        <w:gridCol w:w="990"/>
+        <w:gridCol w:w="990"/>
+        <w:gridCol w:w="990"/>
+        <w:gridCol w:w="990"/>
       </w:tblGrid>
       <w:tr>
         <w:trPr>
@@ -2503,9 +2702,8 @@
       <w:pPr>
         <w:numPr>
           <w:ilvl w:val="0"/>
-          <w:numId w:val="1002"/>
+          <w:numId w:val="1014"/>
         </w:numPr>
-        <w:pStyle w:val="Compact"/>
       </w:pPr>
       <w:r>
         <w:rPr>
@@ -2525,9 +2723,8 @@
       <w:pPr>
         <w:numPr>
           <w:ilvl w:val="0"/>
-          <w:numId w:val="1002"/>
+          <w:numId w:val="1014"/>
         </w:numPr>
-        <w:pStyle w:val="Compact"/>
       </w:pPr>
       <w:r>
         <w:rPr>
@@ -2547,9 +2744,8 @@
       <w:pPr>
         <w:numPr>
           <w:ilvl w:val="0"/>
-          <w:numId w:val="1002"/>
+          <w:numId w:val="1014"/>
         </w:numPr>
-        <w:pStyle w:val="Compact"/>
       </w:pPr>
       <w:r>
         <w:rPr>
@@ -2602,9 +2798,8 @@
       <w:pPr>
         <w:numPr>
           <w:ilvl w:val="0"/>
-          <w:numId w:val="1003"/>
+          <w:numId w:val="1015"/>
         </w:numPr>
-        <w:pStyle w:val="Compact"/>
       </w:pPr>
       <w:r>
         <w:rPr>
@@ -2624,9 +2819,8 @@
       <w:pPr>
         <w:numPr>
           <w:ilvl w:val="0"/>
-          <w:numId w:val="1003"/>
+          <w:numId w:val="1015"/>
         </w:numPr>
-        <w:pStyle w:val="Compact"/>
       </w:pPr>
       <w:r>
         <w:rPr>
@@ -2646,9 +2840,8 @@
       <w:pPr>
         <w:numPr>
           <w:ilvl w:val="0"/>
-          <w:numId w:val="1003"/>
+          <w:numId w:val="1015"/>
         </w:numPr>
-        <w:pStyle w:val="Compact"/>
       </w:pPr>
       <w:r>
         <w:rPr>
@@ -2685,9 +2878,8 @@
       <w:pPr>
         <w:numPr>
           <w:ilvl w:val="0"/>
-          <w:numId w:val="1004"/>
+          <w:numId w:val="1016"/>
         </w:numPr>
-        <w:pStyle w:val="Compact"/>
       </w:pPr>
       <w:r>
         <w:rPr>
@@ -2723,9 +2915,8 @@
       <w:pPr>
         <w:numPr>
           <w:ilvl w:val="0"/>
-          <w:numId w:val="1004"/>
+          <w:numId w:val="1016"/>
         </w:numPr>
-        <w:pStyle w:val="Compact"/>
       </w:pPr>
       <w:r>
         <w:rPr>
@@ -2795,8 +2986,8 @@
         <w:tblLook w:firstRow="1" w:lastRow="0" w:firstColumn="0" w:lastColumn="0" w:noHBand="0" w:noVBand="0" w:val="0020"/>
       </w:tblPr>
       <w:tblGrid>
-        <w:gridCol w:w="3727"/>
-        <w:gridCol w:w="4192"/>
+        <w:gridCol w:w="3960"/>
+        <w:gridCol w:w="3960"/>
       </w:tblGrid>
       <w:tr>
         <w:trPr>
@@ -3381,6 +3572,42 @@
     <w:abstractNumId w:val="991"/>
   </w:num>
   <w:num w:numId="1002">
+    <w:abstractNumId w:val="991"/>
+  </w:num>
+  <w:num w:numId="1003">
+    <w:abstractNumId w:val="991"/>
+  </w:num>
+  <w:num w:numId="1004">
+    <w:abstractNumId w:val="991"/>
+  </w:num>
+  <w:num w:numId="1005">
+    <w:abstractNumId w:val="991"/>
+  </w:num>
+  <w:num w:numId="1006">
+    <w:abstractNumId w:val="991"/>
+  </w:num>
+  <w:num w:numId="1007">
+    <w:abstractNumId w:val="991"/>
+  </w:num>
+  <w:num w:numId="1008">
+    <w:abstractNumId w:val="991"/>
+  </w:num>
+  <w:num w:numId="1009">
+    <w:abstractNumId w:val="991"/>
+  </w:num>
+  <w:num w:numId="1010">
+    <w:abstractNumId w:val="991"/>
+  </w:num>
+  <w:num w:numId="1011">
+    <w:abstractNumId w:val="991"/>
+  </w:num>
+  <w:num w:numId="1012">
+    <w:abstractNumId w:val="991"/>
+  </w:num>
+  <w:num w:numId="1013">
+    <w:abstractNumId w:val="991"/>
+  </w:num>
+  <w:num w:numId="1014">
     <w:abstractNumId w:val="99411"/>
     <w:lvlOverride w:ilvl="0">
       <w:startOverride w:val="1"/>
@@ -3410,7 +3637,7 @@
       <w:startOverride w:val="1"/>
     </w:lvlOverride>
   </w:num>
-  <w:num w:numId="1003">
+  <w:num w:numId="1015">
     <w:abstractNumId w:val="99411"/>
     <w:lvlOverride w:ilvl="0">
       <w:startOverride w:val="1"/>
@@ -3440,7 +3667,7 @@
       <w:startOverride w:val="1"/>
     </w:lvlOverride>
   </w:num>
-  <w:num w:numId="1004">
+  <w:num w:numId="1016">
     <w:abstractNumId w:val="991"/>
   </w:num>
 </w:numbering>
